--- a/content.docx
+++ b/content.docx
@@ -84,46 +84,161 @@
     <w:p>
       <w:pPr>
         <w:pStyle w:val="Normal"/>
-        <w:bidi w:val="0"/>
-        <w:jc w:val="start"/>
-        <w:rPr/>
-      </w:pPr>
-      <w:r>
-        <w:rPr/>
-        <w:t xml:space="preserve">A PhD in electrical engineering focusing on custom hardware for AI which involved device fabrication to custom hardware specific AI models exposed me from fundamental physics to the latest AI technology in a unique way. </w:t>
-      </w:r>
-    </w:p>
-    <w:p>
-      <w:pPr>
-        <w:pStyle w:val="Normal"/>
-        <w:bidi w:val="0"/>
-        <w:jc w:val="start"/>
-        <w:rPr/>
-      </w:pPr>
-      <w:r>
-        <w:rPr/>
-      </w:r>
-    </w:p>
-    <w:p>
-      <w:pPr>
-        <w:pStyle w:val="Normal"/>
-        <w:bidi w:val="0"/>
-        <w:jc w:val="start"/>
-        <w:rPr/>
-      </w:pPr>
-      <w:r>
-        <w:rPr/>
-      </w:r>
-    </w:p>
-    <w:p>
-      <w:pPr>
-        <w:pStyle w:val="Normal"/>
-        <w:bidi w:val="0"/>
-        <w:jc w:val="start"/>
-        <w:rPr/>
-      </w:pPr>
-      <w:r>
-        <w:rPr/>
+        <w:widowControl/>
+        <w:bidi w:val="0"/>
+        <w:ind w:hanging="0" w:start="0" w:end="0"/>
+        <w:jc w:val="start"/>
+        <w:rPr/>
+      </w:pPr>
+      <w:r>
+        <w:rPr>
+          <w:rFonts w:ascii="DM Sans;sans-serif" w:hAnsi="DM Sans;sans-serif"/>
+          <w:b w:val="false"/>
+          <w:i w:val="false"/>
+          <w:caps w:val="false"/>
+          <w:smallCaps w:val="false"/>
+          <w:color w:val="6B6560"/>
+          <w:spacing w:val="0"/>
+          <w:sz w:val="24"/>
+        </w:rPr>
+        <w:t xml:space="preserve">I am a researcher exploring the intersection of </w:t>
+      </w:r>
+      <w:r>
+        <w:rPr>
+          <w:rFonts w:ascii="DM Sans;sans-serif" w:hAnsi="DM Sans;sans-serif"/>
+          <w:b w:val="false"/>
+          <w:i w:val="false"/>
+          <w:caps w:val="false"/>
+          <w:smallCaps w:val="false"/>
+          <w:color w:val="6B6560"/>
+          <w:spacing w:val="0"/>
+          <w:sz w:val="24"/>
+        </w:rPr>
+        <w:t>fundamental physics, neuroscience, and the deeper nature of intelligence. My experience -- in Neuromorphic engineering and in-memory computing for hardware efficient AI, and exploration of Yoga, -- gives me a solid foundation to examine device physics to consciousness in a unique way.</w:t>
+      </w:r>
+    </w:p>
+    <w:p>
+      <w:pPr>
+        <w:pStyle w:val="Normal"/>
+        <w:widowControl/>
+        <w:bidi w:val="0"/>
+        <w:ind w:hanging="0" w:start="0" w:end="0"/>
+        <w:jc w:val="start"/>
+        <w:rPr/>
+      </w:pPr>
+      <w:r>
+        <w:rPr/>
+        <w:br/>
+      </w:r>
+      <w:r>
+        <w:rPr>
+          <w:rFonts w:ascii="DM Sans;sans-serif" w:hAnsi="DM Sans;sans-serif"/>
+          <w:b w:val="false"/>
+          <w:i w:val="false"/>
+          <w:caps w:val="false"/>
+          <w:smallCaps w:val="false"/>
+          <w:color w:val="6B6560"/>
+          <w:spacing w:val="0"/>
+          <w:sz w:val="24"/>
+        </w:rPr>
+        <w:t>I believe understanding the nature of intelligence is critical for the extension of artificial intelligence and its conscious use.</w:t>
+      </w:r>
+      <w:r>
+        <w:rPr/>
+        <w:t xml:space="preserve"> </w:t>
+      </w:r>
+    </w:p>
+    <w:p>
+      <w:pPr>
+        <w:pStyle w:val="Normal"/>
+        <w:bidi w:val="0"/>
+        <w:jc w:val="start"/>
+        <w:rPr/>
+      </w:pPr>
+      <w:r>
+        <w:rPr/>
+      </w:r>
+    </w:p>
+    <w:p>
+      <w:pPr>
+        <w:pStyle w:val="Normal"/>
+        <w:bidi w:val="0"/>
+        <w:jc w:val="start"/>
+        <w:rPr/>
+      </w:pPr>
+      <w:r>
+        <w:rPr/>
+      </w:r>
+    </w:p>
+    <w:p>
+      <w:pPr>
+        <w:pStyle w:val="Normal"/>
+        <w:bidi w:val="0"/>
+        <w:jc w:val="start"/>
+        <w:rPr/>
+      </w:pPr>
+      <w:r>
+        <w:rPr/>
+        <w:t>Yoga</w:t>
+      </w:r>
+    </w:p>
+    <w:p>
+      <w:pPr>
+        <w:pStyle w:val="Normal"/>
+        <w:bidi w:val="0"/>
+        <w:jc w:val="start"/>
+        <w:rPr/>
+      </w:pPr>
+      <w:r>
+        <w:rPr/>
+        <w:t>Engineering is about solving problems – it enhances our external comfort.</w:t>
+      </w:r>
+    </w:p>
+    <w:p>
+      <w:pPr>
+        <w:pStyle w:val="Normal"/>
+        <w:bidi w:val="0"/>
+        <w:jc w:val="start"/>
+        <w:rPr/>
+      </w:pPr>
+      <w:r>
+        <w:rPr/>
+        <w:t>Yoga is about breaking personal limitations – it enhances our inner experience of life.</w:t>
+      </w:r>
+    </w:p>
+    <w:p>
+      <w:pPr>
+        <w:pStyle w:val="Normal"/>
+        <w:bidi w:val="0"/>
+        <w:jc w:val="start"/>
+        <w:rPr/>
+      </w:pPr>
+      <w:r>
+        <w:rPr/>
+      </w:r>
+    </w:p>
+    <w:p>
+      <w:pPr>
+        <w:pStyle w:val="Normal"/>
+        <w:bidi w:val="0"/>
+        <w:jc w:val="start"/>
+        <w:rPr/>
+      </w:pPr>
+      <w:r>
+        <w:rPr/>
+        <w:t xml:space="preserve">In the process you come to realize, macrocosm and microcosm are just reflections of each other. </w:t>
+      </w:r>
+    </w:p>
+    <w:p>
+      <w:pPr>
+        <w:pStyle w:val="Normal"/>
+        <w:bidi w:val="0"/>
+        <w:jc w:val="start"/>
+        <w:rPr/>
+      </w:pPr>
+      <w:r>
+        <w:rPr/>
+        <w:t xml:space="preserve"> </w:t>
       </w:r>
     </w:p>
     <w:p>
